--- a/klagomål/A 47674-2024 FSC-klagomål.docx
+++ b/klagomål/A 47674-2024 FSC-klagomål.docx
@@ -1111,7 +1111,7 @@
     <w:r>
       <w:tab/>
       <w:tab/>
-      <w:t>2026-06-18</w:t>
+      <w:t>2026-06-19</w:t>
       <w:br/>
       <w:br/>
     </w:r>

--- a/klagomål/A 47674-2024 FSC-klagomål.docx
+++ b/klagomål/A 47674-2024 FSC-klagomål.docx
@@ -1111,7 +1111,7 @@
     <w:r>
       <w:tab/>
       <w:tab/>
-      <w:t>2026-06-19</w:t>
+      <w:t>2026-06-20</w:t>
       <w:br/>
       <w:br/>
     </w:r>

--- a/klagomål/A 47674-2024 FSC-klagomål.docx
+++ b/klagomål/A 47674-2024 FSC-klagomål.docx
@@ -168,38 +168,7 @@
     </w:p>
     <w:p>
       <w:r>
-        <w:t>Detta dokument behandlar höga naturvärden i avverkningsanmälan A 47674-2024 i Bergs kommun som inkom 2024-10-23 och omfattar 0,5 ha.</w:t>
-      </w:r>
-    </w:p>
-    <w:p>
-      <w:r>
-        <w:t>Nedan presenteras fynd av naturvårdsarter och fridlysta arter som gjorts i det avverkningsanmälda området, samt relevanta utdrag ur standarderna för FSC, Chain of Custody, Controlled Wood och PEFC. I BILAGA 1 finns artfakta om fridlysta och rödlistade arter.</w:t>
-      </w:r>
-    </w:p>
-    <w:p>
-      <w:r>
-        <w:t>Vi förväntar oss att ni återkommer med ett skriftligt svar på vårt klagomål och även beskriver vilka korrigerande åtgärder ni satt in för att rätta till identifierade brister i er efterlevnad av den svenska FSC standarden.</w:t>
-      </w:r>
-    </w:p>
-    <w:p>
-      <w:pPr>
-        <w:pStyle w:val="Heading1"/>
-      </w:pPr>
-      <w:r>
-        <w:t>Naturvårdsarter</w:t>
-      </w:r>
-    </w:p>
-    <w:p>
-      <w:r>
-        <w:t>Inom 17 meter från avverkningsanmälan har följande 2 naturvårdsarter hittats: lunglav (NT, T) och tretåig hackspett (NT, T, §4). Av dessa är 2 rödlistade. För rödlistade arter har rödlistekategorin angivits inom parentes. Typiska arter inom Natura 2000 som är kopplade till skogsekosystem har markerats med (T). För fridlysta arter anges även paragrafen i Artskyddsförordningen som arten är fridlyst enligt.</w:t>
-      </w:r>
-    </w:p>
-    <w:p>
-      <w:r>
-        <w:t>De påträffade naturvårdsarterna är ett tydligt kvitto på att det rör sig om en skog med höga naturvärden.</w:t>
-      </w:r>
-      <w:r>
-        <w:t xml:space="preserve"> I Figur 1 visas fyndplatser för naturvårdsarter i området, som finns registrerade på Artportalen.</w:t>
+        <w:t>Detta klagomål behandlar höga naturvärden i avverkningsanmälan A 47674-2024 i Bergs kommun som inkom 2024-10-23 och omfattar 0,5 ha.</w:t>
       </w:r>
     </w:p>
     <w:p>
@@ -247,34 +216,91 @@
         <w:spacing w:after="240"/>
       </w:pPr>
       <w:r>
-        <w:t>Figur 1. Fyndplatser för naturvårdsarter inom 17 meter från avverkningsanmälan (röd linje). Markörer utan svart kant är placerade på fyndplatsen. Markörer med svart kant är placerade vid sidan av fyndplatsen och har ett svart streck som visar fyndplatsens exakta position. Kartans mittpunktskoordinat är N 6986679, E 459562 i SWEREF 99 TM.</w:t>
+        <w:t>Figur 1. Fyndplatser för naturvårdsarter inom 17 meter från avverkningsanmälan. Markörer utan svart kant är placerade på fyndplatsen. Markörer med svart kant är placerade vid sidan av fyndplatsen har ett svart streck som visar fyndplatsens exakta position. Kartans mittpunktskoordinat är N 6986679, E 459562 i SWEREF 99 TM.</w:t>
+      </w:r>
+    </w:p>
+    <w:p>
+      <w:r>
+        <w:t>Inom 17 meter från avverkningsanmälan finns fynd av 2 naturvårdsarter, varav 2 är rödlistade, 1 är fridlyst och 2 är typiska (T): lunglav (NT, T) och tretåig hackspett (NT, T, §4). Se Figur 1.</w:t>
+      </w:r>
+    </w:p>
+    <w:p>
+      <w:r>
+        <w:t>Nedan presenteras relevanta utdrag ur standarderna för FSC, Chain of Custody, Controlled Wood och PEFC.</w:t>
+      </w:r>
+    </w:p>
+    <w:p>
+      <w:r>
+        <w:t>Vi förväntar oss att ni återkommer med ett skriftligt svar på vårt klagomål och även beskriver vilka korrigerande åtgärder ni satt in för att rätta till identifierade brister i er efterlevnad av den svenska FSC standarden.</w:t>
       </w:r>
     </w:p>
     <w:p>
       <w:pPr>
-        <w:pStyle w:val="Heading2"/>
+        <w:pStyle w:val="Heading1"/>
       </w:pPr>
       <w:r>
-        <w:t>Fridlysta arter</w:t>
+        <w:t>Naturvårdsarter och fridlysta arter</w:t>
       </w:r>
     </w:p>
     <w:p>
       <w:r>
-        <w:t>Följande fridlysta arter har sina livsmiljöer och växtplatser i den avverkningsanmälda skogen: tretåig hackspett (NT, T, §4).</w:t>
+        <w:t>Nedan följer beskrivningar av de naturvårdsarter och fridlysta arter som har sina livsmiljöer och växtplatser i den avverkningsanmälda skogen. Se även ytterligare artfakta i BILAGA 1. De påträffade naturvårdsarterna är ett tydligt kvitto på att det rör sig om en skog med höga naturvärden.</w:t>
       </w:r>
     </w:p>
     <w:p>
-      <w:r>
-        <w:t xml:space="preserve">Observera att medlemsländerna är skyldiga att agera i enlighet med EU:s fågeldirektiv där det uttryckligen står att direktivet gäller för fåglar samt för deras ägg, bon och </w:t>
-      </w:r>
       <w:r>
         <w:rPr>
           <w:b/>
         </w:rPr>
-        <w:t xml:space="preserve">livsmiljöer </w:t>
-      </w:r>
-      <w:r>
-        <w:t>(artikel 1). Vidare att de åtgärder som vidtas inte får leda till en försämring av den nuvarande situationen beträffande bevarandet av de fågelarter som avses i artikel 1 (artikel 13). Fågeldirektivet är styrande för tillsynsansvariga myndigheters ärendehantering, ställningstaganden och beslutsfattande.</w:t>
+        <w:t>Lunglav (NT)</w:t>
+      </w:r>
+      <w:r>
+        <w:t xml:space="preserve"> är en av vårt lands främsta signalarter som överallt indikerar gamla lövträd, skogsbestånd med höga naturvärden och ekosystem med långskoglig kontinuitet. Lokalt kan förekomsten vara mycket riklig men den hittas nästan enbart i gamla och ej slutavverkade skogar. Artens samtliga förekomster bör uppmärksammas från naturvårdssynpunkt, då många lokaler även hyser andra ovanliga och rödlistade arter. Rikliga förekomster bör skyddas med biotopskydd, frivilliga avsättningar eller reservat. På lunglav kan de sällsynta lavparasiterna lunglavshårprick (CR), </w:t>
+      </w:r>
+      <w:r>
+        <w:rPr>
+          <w:i/>
+        </w:rPr>
+        <w:t>Abrothallus diederichii</w:t>
+      </w:r>
+      <w:r>
+        <w:t xml:space="preserve"> (VU), </w:t>
+      </w:r>
+      <w:r>
+        <w:rPr>
+          <w:i/>
+        </w:rPr>
+        <w:t>Abrothallus lobariae</w:t>
+      </w:r>
+      <w:r>
+        <w:t xml:space="preserve"> (VU), </w:t>
+      </w:r>
+      <w:r>
+        <w:rPr>
+          <w:i/>
+        </w:rPr>
+        <w:t>Calycina lobariae</w:t>
+      </w:r>
+      <w:r>
+        <w:t xml:space="preserve"> (VU), lunglavsknapp (VU) och skrovelmössing (VU) påträffas. Lunglav är typisk art för </w:t>
+      </w:r>
+      <w:r>
+        <w:rPr>
+          <w:i/>
+        </w:rPr>
+        <w:t>9010 Taiga, 9020 Nordlig ädellövskog, 9110 Näringsfattig bokskog, 9130 Näringsrik bokskog, 9160 Näringsrik ekskog, 9180 Ädellövskog i branter, 9190 Näringsfattig ekskog, 9070 Trädklädd betesmark, 9040 Fjällbjörkskog</w:t>
+      </w:r>
+      <w:r>
+        <w:t xml:space="preserve"> och</w:t>
+      </w:r>
+      <w:r>
+        <w:rPr>
+          <w:i/>
+        </w:rPr>
+        <w:t xml:space="preserve"> 6530 Lövängar</w:t>
+      </w:r>
+      <w:r>
+        <w:t xml:space="preserve"> (SLU Artdatabanken, 2026; Nitare &amp; Skogsstyrelsen, 2019).</w:t>
       </w:r>
     </w:p>
     <w:p>
@@ -304,75 +330,6 @@
       </w:r>
       <w:r>
         <w:t xml:space="preserve"> (Skogsstyrelsen, 2016; SLU Artdatabanken, 2024).</w:t>
-      </w:r>
-    </w:p>
-    <w:p>
-      <w:r>
-        <w:t>I BILAGA 1 finns mer detaljerad information om ekologi samt krav på livsmiljö hos fridlysta arter.</w:t>
-      </w:r>
-    </w:p>
-    <w:p>
-      <w:pPr>
-        <w:pStyle w:val="Heading2"/>
-      </w:pPr>
-      <w:r>
-        <w:t>Övriga naturvårdsarter</w:t>
-      </w:r>
-    </w:p>
-    <w:p>
-      <w:r>
-        <w:rPr>
-          <w:b/>
-        </w:rPr>
-        <w:t>Lunglav (NT)</w:t>
-      </w:r>
-      <w:r>
-        <w:t xml:space="preserve"> är en av vårt lands främsta signalarter som överallt indikerar gamla lövträd, skogsbestånd med höga naturvärden och ekosystem med långskoglig kontinuitet. Lokalt kan förekomsten vara mycket riklig men den hittas nästan enbart i gamla och ej slutavverkade skogar. Artens samtliga förekomster bör uppmärksammas från naturvårdssynpunkt, då många lokaler även hyser andra ovanliga och rödlistade arter. Rikliga förekomster bör skyddas med biotopskydd, frivilliga avsättningar eller reservat. På lunglav kan de sällsynta lavparasiterna lunglavshårprick (CR), </w:t>
-      </w:r>
-      <w:r>
-        <w:rPr>
-          <w:i/>
-        </w:rPr>
-        <w:t>Abrothallus diederichii</w:t>
-      </w:r>
-      <w:r>
-        <w:t xml:space="preserve"> (VU), </w:t>
-      </w:r>
-      <w:r>
-        <w:rPr>
-          <w:i/>
-        </w:rPr>
-        <w:t>Abrothallus lobariae</w:t>
-      </w:r>
-      <w:r>
-        <w:t xml:space="preserve"> (VU), </w:t>
-      </w:r>
-      <w:r>
-        <w:rPr>
-          <w:i/>
-        </w:rPr>
-        <w:t>Calycina lobariae</w:t>
-      </w:r>
-      <w:r>
-        <w:t xml:space="preserve"> (VU), lunglavsknapp (VU) och skrovelmössing (VU) påträffas. Lunglav är typisk art för </w:t>
-      </w:r>
-      <w:r>
-        <w:rPr>
-          <w:i/>
-        </w:rPr>
-        <w:t>9010 Taiga, 9020 Nordlig ädellövskog, 9110 Näringsfattig bokskog, 9130 Näringsrik bokskog, 9160 Näringsrik ekskog, 9180 Ädellövskog i branter, 9190 Näringsfattig ekskog, 9070 Trädklädd betesmark, 9040 Fjällbjörkskog</w:t>
-      </w:r>
-      <w:r>
-        <w:t xml:space="preserve"> och</w:t>
-      </w:r>
-      <w:r>
-        <w:rPr>
-          <w:i/>
-        </w:rPr>
-        <w:t xml:space="preserve"> 6530 Lövängar</w:t>
-      </w:r>
-      <w:r>
-        <w:t xml:space="preserve"> (SLU Artdatabanken, 2026; Nitare &amp; Skogsstyrelsen, 2019).</w:t>
       </w:r>
     </w:p>
     <w:p>
@@ -1111,7 +1068,7 @@
     <w:r>
       <w:tab/>
       <w:tab/>
-      <w:t>2026-06-20</w:t>
+      <w:t>2026-06-21</w:t>
       <w:br/>
       <w:br/>
     </w:r>

--- a/klagomål/A 47674-2024 FSC-klagomål.docx
+++ b/klagomål/A 47674-2024 FSC-klagomål.docx
@@ -1068,7 +1068,7 @@
     <w:r>
       <w:tab/>
       <w:tab/>
-      <w:t>2026-06-21</w:t>
+      <w:t>2026-06-22</w:t>
       <w:br/>
       <w:br/>
     </w:r>

--- a/klagomål/A 47674-2024 FSC-klagomål.docx
+++ b/klagomål/A 47674-2024 FSC-klagomål.docx
@@ -1068,7 +1068,7 @@
     <w:r>
       <w:tab/>
       <w:tab/>
-      <w:t>2026-06-22</w:t>
+      <w:t>2026-06-23</w:t>
       <w:br/>
       <w:br/>
     </w:r>

--- a/klagomål/A 47674-2024 FSC-klagomål.docx
+++ b/klagomål/A 47674-2024 FSC-klagomål.docx
@@ -1068,7 +1068,7 @@
     <w:r>
       <w:tab/>
       <w:tab/>
-      <w:t>2026-06-23</w:t>
+      <w:t>2026-06-24</w:t>
       <w:br/>
       <w:br/>
     </w:r>

--- a/klagomål/A 47674-2024 FSC-klagomål.docx
+++ b/klagomål/A 47674-2024 FSC-klagomål.docx
@@ -1068,7 +1068,7 @@
     <w:r>
       <w:tab/>
       <w:tab/>
-      <w:t>2026-06-24</w:t>
+      <w:t>2026-06-25</w:t>
       <w:br/>
       <w:br/>
     </w:r>

--- a/klagomål/A 47674-2024 FSC-klagomål.docx
+++ b/klagomål/A 47674-2024 FSC-klagomål.docx
@@ -1068,7 +1068,7 @@
     <w:r>
       <w:tab/>
       <w:tab/>
-      <w:t>2026-06-25</w:t>
+      <w:t>2026-06-26</w:t>
       <w:br/>
       <w:br/>
     </w:r>

--- a/klagomål/A 47674-2024 FSC-klagomål.docx
+++ b/klagomål/A 47674-2024 FSC-klagomål.docx
@@ -1068,7 +1068,7 @@
     <w:r>
       <w:tab/>
       <w:tab/>
-      <w:t>2026-06-26</w:t>
+      <w:t>2026-06-27</w:t>
       <w:br/>
       <w:br/>
     </w:r>

--- a/klagomål/A 47674-2024 FSC-klagomål.docx
+++ b/klagomål/A 47674-2024 FSC-klagomål.docx
@@ -1068,7 +1068,7 @@
     <w:r>
       <w:tab/>
       <w:tab/>
-      <w:t>2026-06-27</w:t>
+      <w:t>2026-06-28</w:t>
       <w:br/>
       <w:br/>
     </w:r>

--- a/klagomål/A 47674-2024 FSC-klagomål.docx
+++ b/klagomål/A 47674-2024 FSC-klagomål.docx
@@ -1068,7 +1068,7 @@
     <w:r>
       <w:tab/>
       <w:tab/>
-      <w:t>2026-06-28</w:t>
+      <w:t>2026-06-29</w:t>
       <w:br/>
       <w:br/>
     </w:r>

--- a/klagomål/A 47674-2024 FSC-klagomål.docx
+++ b/klagomål/A 47674-2024 FSC-klagomål.docx
@@ -1068,7 +1068,7 @@
     <w:r>
       <w:tab/>
       <w:tab/>
-      <w:t>2026-06-29</w:t>
+      <w:t>2026-06-30</w:t>
       <w:br/>
       <w:br/>
     </w:r>

--- a/klagomål/A 47674-2024 FSC-klagomål.docx
+++ b/klagomål/A 47674-2024 FSC-klagomål.docx
@@ -1068,7 +1068,7 @@
     <w:r>
       <w:tab/>
       <w:tab/>
-      <w:t>2026-06-30</w:t>
+      <w:t>2026-07-01</w:t>
       <w:br/>
       <w:br/>
     </w:r>

--- a/klagomål/A 47674-2024 FSC-klagomål.docx
+++ b/klagomål/A 47674-2024 FSC-klagomål.docx
@@ -1068,7 +1068,7 @@
     <w:r>
       <w:tab/>
       <w:tab/>
-      <w:t>2026-07-01</w:t>
+      <w:t>2026-07-02</w:t>
       <w:br/>
       <w:br/>
     </w:r>

--- a/klagomål/A 47674-2024 FSC-klagomål.docx
+++ b/klagomål/A 47674-2024 FSC-klagomål.docx
@@ -1068,7 +1068,7 @@
     <w:r>
       <w:tab/>
       <w:tab/>
-      <w:t>2026-07-13</w:t>
+      <w:t>2026-07-14</w:t>
       <w:br/>
       <w:br/>
     </w:r>

--- a/klagomål/A 47674-2024 FSC-klagomål.docx
+++ b/klagomål/A 47674-2024 FSC-klagomål.docx
@@ -1068,7 +1068,7 @@
     <w:r>
       <w:tab/>
       <w:tab/>
-      <w:t>2026-07-14</w:t>
+      <w:t>2026-07-15</w:t>
       <w:br/>
       <w:br/>
     </w:r>

--- a/klagomål/A 47674-2024 FSC-klagomål.docx
+++ b/klagomål/A 47674-2024 FSC-klagomål.docx
@@ -1068,7 +1068,7 @@
     <w:r>
       <w:tab/>
       <w:tab/>
-      <w:t>2026-07-15</w:t>
+      <w:t>2026-07-16</w:t>
       <w:br/>
       <w:br/>
     </w:r>

--- a/klagomål/A 47674-2024 FSC-klagomål.docx
+++ b/klagomål/A 47674-2024 FSC-klagomål.docx
@@ -1068,7 +1068,7 @@
     <w:r>
       <w:tab/>
       <w:tab/>
-      <w:t>2026-07-16</w:t>
+      <w:t>2026-07-17</w:t>
       <w:br/>
       <w:br/>
     </w:r>

--- a/klagomål/A 47674-2024 FSC-klagomål.docx
+++ b/klagomål/A 47674-2024 FSC-klagomål.docx
@@ -1068,7 +1068,7 @@
     <w:r>
       <w:tab/>
       <w:tab/>
-      <w:t>2026-07-17</w:t>
+      <w:t>2026-07-18</w:t>
       <w:br/>
       <w:br/>
     </w:r>

--- a/klagomål/A 47674-2024 FSC-klagomål.docx
+++ b/klagomål/A 47674-2024 FSC-klagomål.docx
@@ -1068,7 +1068,7 @@
     <w:r>
       <w:tab/>
       <w:tab/>
-      <w:t>2026-07-18</w:t>
+      <w:t>2026-07-19</w:t>
       <w:br/>
       <w:br/>
     </w:r>

--- a/klagomål/A 47674-2024 FSC-klagomål.docx
+++ b/klagomål/A 47674-2024 FSC-klagomål.docx
@@ -1068,7 +1068,7 @@
     <w:r>
       <w:tab/>
       <w:tab/>
-      <w:t>2026-07-19</w:t>
+      <w:t>2026-07-20</w:t>
       <w:br/>
       <w:br/>
     </w:r>

--- a/klagomål/A 47674-2024 FSC-klagomål.docx
+++ b/klagomål/A 47674-2024 FSC-klagomål.docx
@@ -1068,7 +1068,7 @@
     <w:r>
       <w:tab/>
       <w:tab/>
-      <w:t>2026-07-20</w:t>
+      <w:t>2026-07-21</w:t>
       <w:br/>
       <w:br/>
     </w:r>

--- a/klagomål/A 47674-2024 FSC-klagomål.docx
+++ b/klagomål/A 47674-2024 FSC-klagomål.docx
@@ -1068,7 +1068,7 @@
     <w:r>
       <w:tab/>
       <w:tab/>
-      <w:t>2026-07-21</w:t>
+      <w:t>2026-07-22</w:t>
       <w:br/>
       <w:br/>
     </w:r>

--- a/klagomål/A 47674-2024 FSC-klagomål.docx
+++ b/klagomål/A 47674-2024 FSC-klagomål.docx
@@ -1068,7 +1068,7 @@
     <w:r>
       <w:tab/>
       <w:tab/>
-      <w:t>2026-07-22</w:t>
+      <w:t>2026-07-23</w:t>
       <w:br/>
       <w:br/>
     </w:r>

--- a/klagomål/A 47674-2024 FSC-klagomål.docx
+++ b/klagomål/A 47674-2024 FSC-klagomål.docx
@@ -1068,7 +1068,7 @@
     <w:r>
       <w:tab/>
       <w:tab/>
-      <w:t>2026-07-23</w:t>
+      <w:t>2026-07-24</w:t>
       <w:br/>
       <w:br/>
     </w:r>

--- a/klagomål/A 47674-2024 FSC-klagomål.docx
+++ b/klagomål/A 47674-2024 FSC-klagomål.docx
@@ -1068,7 +1068,7 @@
     <w:r>
       <w:tab/>
       <w:tab/>
-      <w:t>2026-07-24</w:t>
+      <w:t>2026-07-25</w:t>
       <w:br/>
       <w:br/>
     </w:r>

--- a/klagomål/A 47674-2024 FSC-klagomål.docx
+++ b/klagomål/A 47674-2024 FSC-klagomål.docx
@@ -1068,7 +1068,7 @@
     <w:r>
       <w:tab/>
       <w:tab/>
-      <w:t>2026-07-25</w:t>
+      <w:t>2026-07-26</w:t>
       <w:br/>
       <w:br/>
     </w:r>

--- a/klagomål/A 47674-2024 FSC-klagomål.docx
+++ b/klagomål/A 47674-2024 FSC-klagomål.docx
@@ -1068,7 +1068,7 @@
     <w:r>
       <w:tab/>
       <w:tab/>
-      <w:t>2026-07-26</w:t>
+      <w:t>2026-07-27</w:t>
       <w:br/>
       <w:br/>
     </w:r>

--- a/klagomål/A 47674-2024 FSC-klagomål.docx
+++ b/klagomål/A 47674-2024 FSC-klagomål.docx
@@ -1068,7 +1068,7 @@
     <w:r>
       <w:tab/>
       <w:tab/>
-      <w:t>2026-07-27</w:t>
+      <w:t>2026-07-28</w:t>
       <w:br/>
       <w:br/>
     </w:r>

--- a/klagomål/A 47674-2024 FSC-klagomål.docx
+++ b/klagomål/A 47674-2024 FSC-klagomål.docx
@@ -1068,7 +1068,7 @@
     <w:r>
       <w:tab/>
       <w:tab/>
-      <w:t>2026-07-28</w:t>
+      <w:t>2026-07-29</w:t>
       <w:br/>
       <w:br/>
     </w:r>

--- a/klagomål/A 47674-2024 FSC-klagomål.docx
+++ b/klagomål/A 47674-2024 FSC-klagomål.docx
@@ -1068,7 +1068,7 @@
     <w:r>
       <w:tab/>
       <w:tab/>
-      <w:t>2026-07-29</w:t>
+      <w:t>2026-07-30</w:t>
       <w:br/>
       <w:br/>
     </w:r>

--- a/klagomål/A 47674-2024 FSC-klagomål.docx
+++ b/klagomål/A 47674-2024 FSC-klagomål.docx
@@ -1068,7 +1068,7 @@
     <w:r>
       <w:tab/>
       <w:tab/>
-      <w:t>2026-07-30</w:t>
+      <w:t>2026-07-31</w:t>
       <w:br/>
       <w:br/>
     </w:r>

--- a/klagomål/A 47674-2024 FSC-klagomål.docx
+++ b/klagomål/A 47674-2024 FSC-klagomål.docx
@@ -1068,7 +1068,7 @@
     <w:r>
       <w:tab/>
       <w:tab/>
-      <w:t>2026-07-31</w:t>
+      <w:t>2026-08-01</w:t>
       <w:br/>
       <w:br/>
     </w:r>

--- a/klagomål/A 47674-2024 FSC-klagomål.docx
+++ b/klagomål/A 47674-2024 FSC-klagomål.docx
@@ -1068,7 +1068,7 @@
     <w:r>
       <w:tab/>
       <w:tab/>
-      <w:t>2026-08-01</w:t>
+      <w:t>2026-08-02</w:t>
       <w:br/>
       <w:br/>
     </w:r>

--- a/klagomål/A 47674-2024 FSC-klagomål.docx
+++ b/klagomål/A 47674-2024 FSC-klagomål.docx
@@ -1068,7 +1068,7 @@
     <w:r>
       <w:tab/>
       <w:tab/>
-      <w:t>2026-08-02</w:t>
+      <w:t>2026-08-03</w:t>
       <w:br/>
       <w:br/>
     </w:r>

--- a/klagomål/A 47674-2024 FSC-klagomål.docx
+++ b/klagomål/A 47674-2024 FSC-klagomål.docx
@@ -1068,7 +1068,7 @@
     <w:r>
       <w:tab/>
       <w:tab/>
-      <w:t>2026-08-03</w:t>
+      <w:t>2026-08-04</w:t>
       <w:br/>
       <w:br/>
     </w:r>

--- a/klagomål/A 47674-2024 FSC-klagomål.docx
+++ b/klagomål/A 47674-2024 FSC-klagomål.docx
@@ -1068,7 +1068,7 @@
     <w:r>
       <w:tab/>
       <w:tab/>
-      <w:t>2026-08-04</w:t>
+      <w:t>2026-08-05</w:t>
       <w:br/>
       <w:br/>
     </w:r>

--- a/klagomål/A 47674-2024 FSC-klagomål.docx
+++ b/klagomål/A 47674-2024 FSC-klagomål.docx
@@ -1068,7 +1068,7 @@
     <w:r>
       <w:tab/>
       <w:tab/>
-      <w:t>2026-08-05</w:t>
+      <w:t>2026-08-07</w:t>
       <w:br/>
       <w:br/>
     </w:r>

--- a/klagomål/A 47674-2024 FSC-klagomål.docx
+++ b/klagomål/A 47674-2024 FSC-klagomål.docx
@@ -1068,7 +1068,7 @@
     <w:r>
       <w:tab/>
       <w:tab/>
-      <w:t>2026-08-07</w:t>
+      <w:t>2026-08-08</w:t>
       <w:br/>
       <w:br/>
     </w:r>

--- a/klagomål/A 47674-2024 FSC-klagomål.docx
+++ b/klagomål/A 47674-2024 FSC-klagomål.docx
@@ -216,7 +216,7 @@
         <w:spacing w:after="240"/>
       </w:pPr>
       <w:r>
-        <w:t>Figur 1. Fyndplatser för naturvårdsarter inom 17 meter från avverkningsanmälan. Markörer utan svart kant är placerade på fyndplatsen. Markörer med svart kant är placerade vid sidan av fyndplatsen har ett svart streck som visar fyndplatsens exakta position. Kartans mittpunktskoordinat är N 6986679, E 459562 i SWEREF 99 TM.</w:t>
+        <w:t>Figur 1. Fyndplatser för naturvårdsarter inom 17 meter från avverkningsanmälan. Markörer utan svart kant är placerade på fyndplatsen. Markörer med svart kant är placerade vid sidan av fyndplatsen och har ett svart streck som visar fyndplatsens exakta position. Kartans mittpunktskoordinat är N 6986679, E 459562 i SWEREF 99 TM.</w:t>
       </w:r>
     </w:p>
     <w:p>
@@ -1068,7 +1068,7 @@
     <w:r>
       <w:tab/>
       <w:tab/>
-      <w:t>2026-08-14</w:t>
+      <w:t>2026-08-15</w:t>
       <w:br/>
       <w:br/>
     </w:r>

--- a/klagomål/A 47674-2024 FSC-klagomål.docx
+++ b/klagomål/A 47674-2024 FSC-klagomål.docx
@@ -1068,7 +1068,7 @@
     <w:r>
       <w:tab/>
       <w:tab/>
-      <w:t>2026-08-15</w:t>
+      <w:t>2026-08-16</w:t>
       <w:br/>
       <w:br/>
     </w:r>

--- a/klagomål/A 47674-2024 FSC-klagomål.docx
+++ b/klagomål/A 47674-2024 FSC-klagomål.docx
@@ -1068,7 +1068,7 @@
     <w:r>
       <w:tab/>
       <w:tab/>
-      <w:t>2026-08-16</w:t>
+      <w:t>2026-08-17</w:t>
       <w:br/>
       <w:br/>
     </w:r>

--- a/klagomål/A 47674-2024 FSC-klagomål.docx
+++ b/klagomål/A 47674-2024 FSC-klagomål.docx
@@ -1068,7 +1068,7 @@
     <w:r>
       <w:tab/>
       <w:tab/>
-      <w:t>2026-08-17</w:t>
+      <w:t>2026-08-18</w:t>
       <w:br/>
       <w:br/>
     </w:r>

--- a/klagomål/A 47674-2024 FSC-klagomål.docx
+++ b/klagomål/A 47674-2024 FSC-klagomål.docx
@@ -1068,7 +1068,7 @@
     <w:r>
       <w:tab/>
       <w:tab/>
-      <w:t>2026-08-18</w:t>
+      <w:t>2026-08-19</w:t>
       <w:br/>
       <w:br/>
     </w:r>

--- a/klagomål/A 47674-2024 FSC-klagomål.docx
+++ b/klagomål/A 47674-2024 FSC-klagomål.docx
@@ -1068,7 +1068,7 @@
     <w:r>
       <w:tab/>
       <w:tab/>
-      <w:t>2026-08-19</w:t>
+      <w:t>2026-08-20</w:t>
       <w:br/>
       <w:br/>
     </w:r>

--- a/klagomål/A 47674-2024 FSC-klagomål.docx
+++ b/klagomål/A 47674-2024 FSC-klagomål.docx
@@ -1068,7 +1068,7 @@
     <w:r>
       <w:tab/>
       <w:tab/>
-      <w:t>2026-08-20</w:t>
+      <w:t>2026-08-21</w:t>
       <w:br/>
       <w:br/>
     </w:r>

--- a/klagomål/A 47674-2024 FSC-klagomål.docx
+++ b/klagomål/A 47674-2024 FSC-klagomål.docx
@@ -1068,7 +1068,7 @@
     <w:r>
       <w:tab/>
       <w:tab/>
-      <w:t>2026-08-21</w:t>
+      <w:t>2026-08-22</w:t>
       <w:br/>
       <w:br/>
     </w:r>

--- a/klagomål/A 47674-2024 FSC-klagomål.docx
+++ b/klagomål/A 47674-2024 FSC-klagomål.docx
@@ -1068,7 +1068,7 @@
     <w:r>
       <w:tab/>
       <w:tab/>
-      <w:t>2026-08-22</w:t>
+      <w:t>2026-08-23</w:t>
       <w:br/>
       <w:br/>
     </w:r>

--- a/klagomål/A 47674-2024 FSC-klagomål.docx
+++ b/klagomål/A 47674-2024 FSC-klagomål.docx
@@ -1068,7 +1068,7 @@
     <w:r>
       <w:tab/>
       <w:tab/>
-      <w:t>2026-08-23</w:t>
+      <w:t>2026-08-24</w:t>
       <w:br/>
       <w:br/>
     </w:r>

--- a/klagomål/A 47674-2024 FSC-klagomål.docx
+++ b/klagomål/A 47674-2024 FSC-klagomål.docx
@@ -1068,7 +1068,7 @@
     <w:r>
       <w:tab/>
       <w:tab/>
-      <w:t>2026-08-24</w:t>
+      <w:t>2026-08-25</w:t>
       <w:br/>
       <w:br/>
     </w:r>

--- a/klagomål/A 47674-2024 FSC-klagomål.docx
+++ b/klagomål/A 47674-2024 FSC-klagomål.docx
@@ -1068,7 +1068,7 @@
     <w:r>
       <w:tab/>
       <w:tab/>
-      <w:t>2026-08-25</w:t>
+      <w:t>2026-08-26</w:t>
       <w:br/>
       <w:br/>
     </w:r>

--- a/klagomål/A 47674-2024 FSC-klagomål.docx
+++ b/klagomål/A 47674-2024 FSC-klagomål.docx
@@ -1068,7 +1068,7 @@
     <w:r>
       <w:tab/>
       <w:tab/>
-      <w:t>2026-08-26</w:t>
+      <w:t>2026-08-27</w:t>
       <w:br/>
       <w:br/>
     </w:r>

--- a/klagomål/A 47674-2024 FSC-klagomål.docx
+++ b/klagomål/A 47674-2024 FSC-klagomål.docx
@@ -1068,7 +1068,7 @@
     <w:r>
       <w:tab/>
       <w:tab/>
-      <w:t>2026-08-27</w:t>
+      <w:t>2026-08-28</w:t>
       <w:br/>
       <w:br/>
     </w:r>

--- a/klagomål/A 47674-2024 FSC-klagomål.docx
+++ b/klagomål/A 47674-2024 FSC-klagomål.docx
@@ -1068,7 +1068,7 @@
     <w:r>
       <w:tab/>
       <w:tab/>
-      <w:t>2026-08-28</w:t>
+      <w:t>2026-08-29</w:t>
       <w:br/>
       <w:br/>
     </w:r>

--- a/klagomål/A 47674-2024 FSC-klagomål.docx
+++ b/klagomål/A 47674-2024 FSC-klagomål.docx
@@ -1068,7 +1068,7 @@
     <w:r>
       <w:tab/>
       <w:tab/>
-      <w:t>2026-08-29</w:t>
+      <w:t>2026-08-31</w:t>
       <w:br/>
       <w:br/>
     </w:r>

--- a/klagomål/A 47674-2024 FSC-klagomål.docx
+++ b/klagomål/A 47674-2024 FSC-klagomål.docx
@@ -1068,7 +1068,7 @@
     <w:r>
       <w:tab/>
       <w:tab/>
-      <w:t>2026-08-31</w:t>
+      <w:t>2026-09-01</w:t>
       <w:br/>
       <w:br/>
     </w:r>

--- a/klagomål/A 47674-2024 FSC-klagomål.docx
+++ b/klagomål/A 47674-2024 FSC-klagomål.docx
@@ -1068,7 +1068,7 @@
     <w:r>
       <w:tab/>
       <w:tab/>
-      <w:t>2026-09-01</w:t>
+      <w:t>2026-09-02</w:t>
       <w:br/>
       <w:br/>
     </w:r>

--- a/klagomål/A 47674-2024 FSC-klagomål.docx
+++ b/klagomål/A 47674-2024 FSC-klagomål.docx
@@ -1068,7 +1068,7 @@
     <w:r>
       <w:tab/>
       <w:tab/>
-      <w:t>2026-09-02</w:t>
+      <w:t>2026-09-03</w:t>
       <w:br/>
       <w:br/>
     </w:r>

--- a/klagomål/A 47674-2024 FSC-klagomål.docx
+++ b/klagomål/A 47674-2024 FSC-klagomål.docx
@@ -1068,7 +1068,7 @@
     <w:r>
       <w:tab/>
       <w:tab/>
-      <w:t>2026-09-03</w:t>
+      <w:t>2026-09-04</w:t>
       <w:br/>
       <w:br/>
     </w:r>

--- a/klagomål/A 47674-2024 FSC-klagomål.docx
+++ b/klagomål/A 47674-2024 FSC-klagomål.docx
@@ -1068,7 +1068,7 @@
     <w:r>
       <w:tab/>
       <w:tab/>
-      <w:t>2026-09-04</w:t>
+      <w:t>2026-09-05</w:t>
       <w:br/>
       <w:br/>
     </w:r>

--- a/klagomål/A 47674-2024 FSC-klagomål.docx
+++ b/klagomål/A 47674-2024 FSC-klagomål.docx
@@ -1068,7 +1068,7 @@
     <w:r>
       <w:tab/>
       <w:tab/>
-      <w:t>2026-09-05</w:t>
+      <w:t>2026-09-06</w:t>
       <w:br/>
       <w:br/>
     </w:r>

--- a/klagomål/A 47674-2024 FSC-klagomål.docx
+++ b/klagomål/A 47674-2024 FSC-klagomål.docx
@@ -1068,7 +1068,7 @@
     <w:r>
       <w:tab/>
       <w:tab/>
-      <w:t>2026-09-06</w:t>
+      <w:t>2026-09-07</w:t>
       <w:br/>
       <w:br/>
     </w:r>

--- a/klagomål/A 47674-2024 FSC-klagomål.docx
+++ b/klagomål/A 47674-2024 FSC-klagomål.docx
@@ -1068,7 +1068,7 @@
     <w:r>
       <w:tab/>
       <w:tab/>
-      <w:t>2026-09-07</w:t>
+      <w:t>2026-09-08</w:t>
       <w:br/>
       <w:br/>
     </w:r>

--- a/klagomål/A 47674-2024 FSC-klagomål.docx
+++ b/klagomål/A 47674-2024 FSC-klagomål.docx
@@ -1068,7 +1068,7 @@
     <w:r>
       <w:tab/>
       <w:tab/>
-      <w:t>2026-09-08</w:t>
+      <w:t>2026-09-09</w:t>
       <w:br/>
       <w:br/>
     </w:r>

--- a/klagomål/A 47674-2024 FSC-klagomål.docx
+++ b/klagomål/A 47674-2024 FSC-klagomål.docx
@@ -1068,7 +1068,7 @@
     <w:r>
       <w:tab/>
       <w:tab/>
-      <w:t>2026-09-09</w:t>
+      <w:t>2026-09-10</w:t>
       <w:br/>
       <w:br/>
     </w:r>

--- a/klagomål/A 47674-2024 FSC-klagomål.docx
+++ b/klagomål/A 47674-2024 FSC-klagomål.docx
@@ -1068,7 +1068,7 @@
     <w:r>
       <w:tab/>
       <w:tab/>
-      <w:t>2026-09-10</w:t>
+      <w:t>2026-09-11</w:t>
       <w:br/>
       <w:br/>
     </w:r>

--- a/klagomål/A 47674-2024 FSC-klagomål.docx
+++ b/klagomål/A 47674-2024 FSC-klagomål.docx
@@ -1068,7 +1068,7 @@
     <w:r>
       <w:tab/>
       <w:tab/>
-      <w:t>2026-09-11</w:t>
+      <w:t>2026-09-12</w:t>
       <w:br/>
       <w:br/>
     </w:r>

--- a/klagomål/A 47674-2024 FSC-klagomål.docx
+++ b/klagomål/A 47674-2024 FSC-klagomål.docx
@@ -1068,7 +1068,7 @@
     <w:r>
       <w:tab/>
       <w:tab/>
-      <w:t>2026-09-12</w:t>
+      <w:t>2026-09-13</w:t>
       <w:br/>
       <w:br/>
     </w:r>
